--- a/docs/midway_summary.docx
+++ b/docs/midway_summary.docx
@@ -1134,12 +1134,291 @@
         <w:rPr>
           <w:color w:val="B02A2A"/>
         </w:rPr>
-        <w:t>5. Firepower (your pillar) — v1 result + v2 fix</w:t>
+        <w:t>5. Firepower (your pillar) — v1 -&gt; v2 (both benchmarked)</w:t>
       </w:r>
     </w:p>
     <w:p>
       <w:r>
-        <w:t>v1: HLTV Rating/ADR/KAST summed over alive players + clutch, joined (steamid, year). Integrated cleanly, benchmarked across all 5 models.</w:t>
+        <w:t>v1 (sum-based, 9 feats): summed HLTV Rating/ADR/KAST + 1vN clutch, joined (steamid, year). F-A significant only on logreg; EF-E ~= 0; value conditional (contested +0.007). KEY ISSUE = a count confound: firepower_rating_diff was perm-importance #1 but 0.988-correlated with the player-count advantage (Rating is SUMMED -&gt; ~99% a count proxy, not skill).</w:t>
+      </w:r>
+    </w:p>
+    <w:p>
+      <w:r>
+        <w:t>v2 (your redesign, commit fc4f719, 20 feats): side-aware CT/T stats (player_stats_sided.csv), per-player gates (lone survivor-&gt;Clutch; teammates-&gt;Entry/Trading; Opening only at 5v5), AWP-holder Sniping flag, grenade-$-weighted Utility. Benchmarked on the same 220 demos / 5-fold OOF / B=500.</w:t>
+      </w:r>
+    </w:p>
+    <w:tbl>
+      <w:tblPr>
+        <w:tblStyle w:val="LightGrid-Accent1"/>
+        <w:tblW w:type="auto" w:w="0"/>
+        <w:tblLook w:firstColumn="1" w:firstRow="1" w:lastColumn="0" w:lastRow="0" w:noHBand="0" w:noVBand="1" w:val="04A0"/>
+      </w:tblPr>
+      <w:tblGrid>
+        <w:gridCol w:w="2880"/>
+        <w:gridCol w:w="2880"/>
+        <w:gridCol w:w="2880"/>
+      </w:tblGrid>
+      <w:tr>
+        <w:tc>
+          <w:tcPr>
+            <w:tcW w:type="dxa" w:w="2880"/>
+          </w:tcPr>
+          <w:p>
+            <w:r>
+              <w:rPr>
+                <w:b/>
+                <w:sz w:val="18"/>
+              </w:rPr>
+              <w:t>metric</w:t>
+            </w:r>
+          </w:p>
+        </w:tc>
+        <w:tc>
+          <w:tcPr>
+            <w:tcW w:type="dxa" w:w="2880"/>
+          </w:tcPr>
+          <w:p>
+            <w:r>
+              <w:rPr>
+                <w:b/>
+                <w:sz w:val="18"/>
+              </w:rPr>
+              <w:t>v1</w:t>
+            </w:r>
+          </w:p>
+        </w:tc>
+        <w:tc>
+          <w:tcPr>
+            <w:tcW w:type="dxa" w:w="2880"/>
+          </w:tcPr>
+          <w:p>
+            <w:r>
+              <w:rPr>
+                <w:b/>
+                <w:sz w:val="18"/>
+              </w:rPr>
+              <w:t>v2</w:t>
+            </w:r>
+          </w:p>
+        </w:tc>
+      </w:tr>
+      <w:tr>
+        <w:tc>
+          <w:tcPr>
+            <w:tcW w:type="dxa" w:w="2880"/>
+          </w:tcPr>
+          <w:p>
+            <w:r>
+              <w:rPr>
+                <w:b/>
+                <w:sz w:val="18"/>
+              </w:rPr>
+              <w:t>logreg F-A</w:t>
+            </w:r>
+          </w:p>
+        </w:tc>
+        <w:tc>
+          <w:tcPr>
+            <w:tcW w:type="dxa" w:w="2880"/>
+          </w:tcPr>
+          <w:p>
+            <w:r>
+              <w:rPr>
+                <w:sz w:val="18"/>
+              </w:rPr>
+              <w:t>+0.0018 (sig)</w:t>
+            </w:r>
+          </w:p>
+        </w:tc>
+        <w:tc>
+          <w:tcPr>
+            <w:tcW w:type="dxa" w:w="2880"/>
+          </w:tcPr>
+          <w:p>
+            <w:r>
+              <w:rPr>
+                <w:sz w:val="18"/>
+              </w:rPr>
+              <w:t>+0.0022 (sig)</w:t>
+            </w:r>
+          </w:p>
+        </w:tc>
+      </w:tr>
+      <w:tr>
+        <w:tc>
+          <w:tcPr>
+            <w:tcW w:type="dxa" w:w="2880"/>
+          </w:tcPr>
+          <w:p>
+            <w:r>
+              <w:rPr>
+                <w:b/>
+                <w:sz w:val="18"/>
+              </w:rPr>
+              <w:t>logreg contested-AUC (F)</w:t>
+            </w:r>
+          </w:p>
+        </w:tc>
+        <w:tc>
+          <w:tcPr>
+            <w:tcW w:type="dxa" w:w="2880"/>
+          </w:tcPr>
+          <w:p>
+            <w:r>
+              <w:rPr>
+                <w:sz w:val="18"/>
+              </w:rPr>
+              <w:t>0.593</w:t>
+            </w:r>
+          </w:p>
+        </w:tc>
+        <w:tc>
+          <w:tcPr>
+            <w:tcW w:type="dxa" w:w="2880"/>
+          </w:tcPr>
+          <w:p>
+            <w:r>
+              <w:rPr>
+                <w:sz w:val="18"/>
+              </w:rPr>
+              <w:t>0.603 (up)</w:t>
+            </w:r>
+          </w:p>
+        </w:tc>
+      </w:tr>
+      <w:tr>
+        <w:tc>
+          <w:tcPr>
+            <w:tcW w:type="dxa" w:w="2880"/>
+          </w:tcPr>
+          <w:p>
+            <w:r>
+              <w:rPr>
+                <w:b/>
+                <w:sz w:val="18"/>
+              </w:rPr>
+              <w:t>logreg EFB2 (best overall)</w:t>
+            </w:r>
+          </w:p>
+        </w:tc>
+        <w:tc>
+          <w:tcPr>
+            <w:tcW w:type="dxa" w:w="2880"/>
+          </w:tcPr>
+          <w:p>
+            <w:r>
+              <w:rPr>
+                <w:sz w:val="18"/>
+              </w:rPr>
+              <w:t>0.8515</w:t>
+            </w:r>
+          </w:p>
+        </w:tc>
+        <w:tc>
+          <w:tcPr>
+            <w:tcW w:type="dxa" w:w="2880"/>
+          </w:tcPr>
+          <w:p>
+            <w:r>
+              <w:rPr>
+                <w:sz w:val="18"/>
+              </w:rPr>
+              <w:t>0.8519 (up, study best)</w:t>
+            </w:r>
+          </w:p>
+        </w:tc>
+      </w:tr>
+      <w:tr>
+        <w:tc>
+          <w:tcPr>
+            <w:tcW w:type="dxa" w:w="2880"/>
+          </w:tcPr>
+          <w:p>
+            <w:r>
+              <w:rPr>
+                <w:b/>
+                <w:sz w:val="18"/>
+              </w:rPr>
+              <w:t>xgb/lgbm/catboost EF-E</w:t>
+            </w:r>
+          </w:p>
+        </w:tc>
+        <w:tc>
+          <w:tcPr>
+            <w:tcW w:type="dxa" w:w="2880"/>
+          </w:tcPr>
+          <w:p>
+            <w:r>
+              <w:rPr>
+                <w:sz w:val="18"/>
+              </w:rPr>
+              <w:t>~0 (ns)</w:t>
+            </w:r>
+          </w:p>
+        </w:tc>
+        <w:tc>
+          <w:tcPr>
+            <w:tcW w:type="dxa" w:w="2880"/>
+          </w:tcPr>
+          <w:p>
+            <w:r>
+              <w:rPr>
+                <w:sz w:val="18"/>
+              </w:rPr>
+              <w:t>negative (catboost -0.0026 sig)</w:t>
+            </w:r>
+          </w:p>
+        </w:tc>
+      </w:tr>
+      <w:tr>
+        <w:tc>
+          <w:tcPr>
+            <w:tcW w:type="dxa" w:w="2880"/>
+          </w:tcPr>
+          <w:p>
+            <w:r>
+              <w:rPr>
+                <w:b/>
+                <w:sz w:val="18"/>
+              </w:rPr>
+              <w:t>count confound (rating-diff vs count)</w:t>
+            </w:r>
+          </w:p>
+        </w:tc>
+        <w:tc>
+          <w:tcPr>
+            <w:tcW w:type="dxa" w:w="2880"/>
+          </w:tcPr>
+          <w:p>
+            <w:r>
+              <w:rPr>
+                <w:sz w:val="18"/>
+              </w:rPr>
+              <w:t>0.988</w:t>
+            </w:r>
+          </w:p>
+        </w:tc>
+        <w:tc>
+          <w:tcPr>
+            <w:tcW w:type="dxa" w:w="2880"/>
+          </w:tcPr>
+          <w:p>
+            <w:r>
+              <w:rPr>
+                <w:sz w:val="18"/>
+              </w:rPr>
+              <w:t>0.987 (persists)</w:t>
+            </w:r>
+          </w:p>
+        </w:tc>
+      </w:tr>
+    </w:tbl>
+    <w:p>
+      <w:pPr>
+        <w:pStyle w:val="ListBullet"/>
+      </w:pPr>
+      <w:r>
+        <w:t>v2 HELPED the linear/headline model: best contested-AUC (0.603) and best overall AUC (logreg EFB2 0.8519) in the study.</w:t>
       </w:r>
     </w:p>
     <w:p>
@@ -1147,7 +1426,7 @@
         <w:pStyle w:val="ListBullet"/>
       </w:pPr>
       <w:r>
-        <w:t>v1 result: F-A significant only on logreg; EF-E ~= 0 (adds ~nothing on top of other pillars). Real value is conditional: contested-AUC F-A ~+0.007 across models. Clutch (1vN) is NOT where it helps.</w:t>
+        <w:t>v2 HURT the tree models (EF &lt; E; catboost significantly): the 20 sparse NaN-gated features overfit the GBMs.</w:t>
       </w:r>
     </w:p>
     <w:p>
@@ -1155,7 +1434,7 @@
         <w:pStyle w:val="ListBullet"/>
       </w:pPr>
       <w:r>
-        <w:t>KEY ISSUE (count confound): firepower_rating_diff is permutation-importance #1 but 0.988-correlated with the player-count advantage (ct_alive - t_alive). Because Rating is SUMMED over alive players, it's ~99% a count proxy, not skill -&gt; marginal lift ~0. Coefficients sign-flip (ADR) from rating/ADR/KAST collinearity.</w:t>
+        <w:t>The count confound is STILL there (v2 kept sums). Side-awareness/gating fixed a different axis, not this one.</w:t>
       </w:r>
     </w:p>
     <w:p>
@@ -1163,7 +1442,7 @@
         <w:rPr>
           <w:b/>
         </w:rPr>
-        <w:t xml:space="preserve">Recommended v2: </w:t>
+        <w:t xml:space="preserve">Suggested v3 (open item): </w:t>
       </w:r>
     </w:p>
     <w:p>
@@ -1171,7 +1450,7 @@
         <w:pStyle w:val="ListBullet"/>
       </w:pPr>
       <w:r>
-        <w:t>Use AVERAGE rating per alive player (skill-per-capita), not the sum -&gt; decouples skill from count (e.g. firepower_skill_diff = ct_avg_rating - t_avg_rating).</w:t>
+        <w:t>Use AVERAGE rating per alive player (per-capita), not the sum -&gt; finally decouple skill from count.</w:t>
       </w:r>
     </w:p>
     <w:p>
@@ -1179,7 +1458,7 @@
         <w:pStyle w:val="ListBullet"/>
       </w:pPr>
       <w:r>
-        <w:t>Drop/rethink clutch_score (added ~nothing); try situational skill (recent multi-kill rate, opening-duel win rate).</w:t>
+        <w:t>Prune the sparse gated features that hurt GBMs; keep what permutation importance likes (rating-&gt;avg, adr, t_trading, AWP sniping).</w:t>
       </w:r>
     </w:p>
     <w:p>
@@ -1187,7 +1466,7 @@
         <w:pStyle w:val="ListBullet"/>
       </w:pPr>
       <w:r>
-        <w:t>Keep the year-aware (steamid, year) join. Then re-assemble + re-run the standard 5-model battery on A,F,E,EF,EFB2.</w:t>
+        <w:t>Keep v2's good parts: side-awareness + year-aware (steamid, year) join.</w:t>
       </w:r>
     </w:p>
     <w:p>

--- a/docs/midway_summary.docx
+++ b/docs/midway_summary.docx
@@ -1477,6 +1477,428 @@
         <w:rPr>
           <w:color w:val="B02A2A"/>
         </w:rPr>
+        <w:t>5b. 2026 OUT-OF-TIME HOLDOUT — the big new result (+ action item for you)</w:t>
+      </w:r>
+    </w:p>
+    <w:p>
+      <w:r>
+        <w:t>Trained on all 220 demos (2024-25), evaluated ONCE on 27 fresh 2026 Inferno matches (55,271 snapshots; base rate shifts 0.445 -&gt; 0.512).</w:t>
+      </w:r>
+    </w:p>
+    <w:tbl>
+      <w:tblPr>
+        <w:tblStyle w:val="LightGrid-Accent1"/>
+        <w:tblW w:type="auto" w:w="0"/>
+        <w:tblLook w:firstColumn="1" w:firstRow="1" w:lastColumn="0" w:lastRow="0" w:noHBand="0" w:noVBand="1" w:val="04A0"/>
+      </w:tblPr>
+      <w:tblGrid>
+        <w:gridCol w:w="2160"/>
+        <w:gridCol w:w="2160"/>
+        <w:gridCol w:w="2160"/>
+        <w:gridCol w:w="2160"/>
+      </w:tblGrid>
+      <w:tr>
+        <w:tc>
+          <w:tcPr>
+            <w:tcW w:type="dxa" w:w="2160"/>
+          </w:tcPr>
+          <w:p>
+            <w:r>
+              <w:rPr>
+                <w:b/>
+                <w:sz w:val="18"/>
+              </w:rPr>
+            </w:r>
+          </w:p>
+        </w:tc>
+        <w:tc>
+          <w:tcPr>
+            <w:tcW w:type="dxa" w:w="2160"/>
+          </w:tcPr>
+          <w:p>
+            <w:r>
+              <w:rPr>
+                <w:b/>
+                <w:sz w:val="18"/>
+              </w:rPr>
+              <w:t>in-time (OOF)</w:t>
+            </w:r>
+          </w:p>
+        </w:tc>
+        <w:tc>
+          <w:tcPr>
+            <w:tcW w:type="dxa" w:w="2160"/>
+          </w:tcPr>
+          <w:p>
+            <w:r>
+              <w:rPr>
+                <w:b/>
+                <w:sz w:val="18"/>
+              </w:rPr>
+              <w:t>out-of-time 2026</w:t>
+            </w:r>
+          </w:p>
+        </w:tc>
+        <w:tc>
+          <w:tcPr>
+            <w:tcW w:type="dxa" w:w="2160"/>
+          </w:tcPr>
+          <w:p>
+            <w:r>
+              <w:rPr>
+                <w:b/>
+                <w:sz w:val="18"/>
+              </w:rPr>
+              <w:t>delta</w:t>
+            </w:r>
+          </w:p>
+        </w:tc>
+      </w:tr>
+      <w:tr>
+        <w:tc>
+          <w:tcPr>
+            <w:tcW w:type="dxa" w:w="2160"/>
+          </w:tcPr>
+          <w:p>
+            <w:r>
+              <w:rPr>
+                <w:b/>
+                <w:sz w:val="18"/>
+              </w:rPr>
+              <w:t>lgbm EB2 (no firepower)</w:t>
+            </w:r>
+          </w:p>
+        </w:tc>
+        <w:tc>
+          <w:tcPr>
+            <w:tcW w:type="dxa" w:w="2160"/>
+          </w:tcPr>
+          <w:p>
+            <w:r>
+              <w:rPr>
+                <w:sz w:val="18"/>
+              </w:rPr>
+              <w:t>0.8493</w:t>
+            </w:r>
+          </w:p>
+        </w:tc>
+        <w:tc>
+          <w:tcPr>
+            <w:tcW w:type="dxa" w:w="2160"/>
+          </w:tcPr>
+          <w:p>
+            <w:r>
+              <w:rPr>
+                <w:sz w:val="18"/>
+              </w:rPr>
+              <w:t>0.8501</w:t>
+            </w:r>
+          </w:p>
+        </w:tc>
+        <w:tc>
+          <w:tcPr>
+            <w:tcW w:type="dxa" w:w="2160"/>
+          </w:tcPr>
+          <w:p>
+            <w:r>
+              <w:rPr>
+                <w:sz w:val="18"/>
+              </w:rPr>
+              <w:t>+0.0008</w:t>
+            </w:r>
+          </w:p>
+        </w:tc>
+      </w:tr>
+      <w:tr>
+        <w:tc>
+          <w:tcPr>
+            <w:tcW w:type="dxa" w:w="2160"/>
+          </w:tcPr>
+          <w:p>
+            <w:r>
+              <w:rPr>
+                <w:b/>
+                <w:sz w:val="18"/>
+              </w:rPr>
+              <w:t>xgb EB2</w:t>
+            </w:r>
+          </w:p>
+        </w:tc>
+        <w:tc>
+          <w:tcPr>
+            <w:tcW w:type="dxa" w:w="2160"/>
+          </w:tcPr>
+          <w:p>
+            <w:r>
+              <w:rPr>
+                <w:sz w:val="18"/>
+              </w:rPr>
+              <w:t>0.8489</w:t>
+            </w:r>
+          </w:p>
+        </w:tc>
+        <w:tc>
+          <w:tcPr>
+            <w:tcW w:type="dxa" w:w="2160"/>
+          </w:tcPr>
+          <w:p>
+            <w:r>
+              <w:rPr>
+                <w:sz w:val="18"/>
+              </w:rPr>
+              <w:t>0.8497</w:t>
+            </w:r>
+          </w:p>
+        </w:tc>
+        <w:tc>
+          <w:tcPr>
+            <w:tcW w:type="dxa" w:w="2160"/>
+          </w:tcPr>
+          <w:p>
+            <w:r>
+              <w:rPr>
+                <w:sz w:val="18"/>
+              </w:rPr>
+              <w:t>+0.0007</w:t>
+            </w:r>
+          </w:p>
+        </w:tc>
+      </w:tr>
+      <w:tr>
+        <w:tc>
+          <w:tcPr>
+            <w:tcW w:type="dxa" w:w="2160"/>
+          </w:tcPr>
+          <w:p>
+            <w:r>
+              <w:rPr>
+                <w:b/>
+                <w:sz w:val="18"/>
+              </w:rPr>
+              <w:t>xgb E</w:t>
+            </w:r>
+          </w:p>
+        </w:tc>
+        <w:tc>
+          <w:tcPr>
+            <w:tcW w:type="dxa" w:w="2160"/>
+          </w:tcPr>
+          <w:p>
+            <w:r>
+              <w:rPr>
+                <w:sz w:val="18"/>
+              </w:rPr>
+              <w:t>0.8476</w:t>
+            </w:r>
+          </w:p>
+        </w:tc>
+        <w:tc>
+          <w:tcPr>
+            <w:tcW w:type="dxa" w:w="2160"/>
+          </w:tcPr>
+          <w:p>
+            <w:r>
+              <w:rPr>
+                <w:sz w:val="18"/>
+              </w:rPr>
+              <w:t>0.8476</w:t>
+            </w:r>
+          </w:p>
+        </w:tc>
+        <w:tc>
+          <w:tcPr>
+            <w:tcW w:type="dxa" w:w="2160"/>
+          </w:tcPr>
+          <w:p>
+            <w:r>
+              <w:rPr>
+                <w:sz w:val="18"/>
+              </w:rPr>
+              <w:t>+0.0000</w:t>
+            </w:r>
+          </w:p>
+        </w:tc>
+      </w:tr>
+      <w:tr>
+        <w:tc>
+          <w:tcPr>
+            <w:tcW w:type="dxa" w:w="2160"/>
+          </w:tcPr>
+          <w:p>
+            <w:r>
+              <w:rPr>
+                <w:b/>
+                <w:sz w:val="18"/>
+              </w:rPr>
+              <w:t>logreg EFB2 (WITH firepower)</w:t>
+            </w:r>
+          </w:p>
+        </w:tc>
+        <w:tc>
+          <w:tcPr>
+            <w:tcW w:type="dxa" w:w="2160"/>
+          </w:tcPr>
+          <w:p>
+            <w:r>
+              <w:rPr>
+                <w:sz w:val="18"/>
+              </w:rPr>
+              <w:t>0.8519 (best in-sample)</w:t>
+            </w:r>
+          </w:p>
+        </w:tc>
+        <w:tc>
+          <w:tcPr>
+            <w:tcW w:type="dxa" w:w="2160"/>
+          </w:tcPr>
+          <w:p>
+            <w:r>
+              <w:rPr>
+                <w:sz w:val="18"/>
+              </w:rPr>
+              <w:t>0.8236</w:t>
+            </w:r>
+          </w:p>
+        </w:tc>
+        <w:tc>
+          <w:tcPr>
+            <w:tcW w:type="dxa" w:w="2160"/>
+          </w:tcPr>
+          <w:p>
+            <w:r>
+              <w:rPr>
+                <w:sz w:val="18"/>
+              </w:rPr>
+              <w:t>-0.0283</w:t>
+            </w:r>
+          </w:p>
+        </w:tc>
+      </w:tr>
+      <w:tr>
+        <w:tc>
+          <w:tcPr>
+            <w:tcW w:type="dxa" w:w="2160"/>
+          </w:tcPr>
+          <w:p>
+            <w:r>
+              <w:rPr>
+                <w:b/>
+                <w:sz w:val="18"/>
+              </w:rPr>
+              <w:t>rf EFB2</w:t>
+            </w:r>
+          </w:p>
+        </w:tc>
+        <w:tc>
+          <w:tcPr>
+            <w:tcW w:type="dxa" w:w="2160"/>
+          </w:tcPr>
+          <w:p>
+            <w:r>
+              <w:rPr>
+                <w:sz w:val="18"/>
+              </w:rPr>
+              <w:t>0.8446</w:t>
+            </w:r>
+          </w:p>
+        </w:tc>
+        <w:tc>
+          <w:tcPr>
+            <w:tcW w:type="dxa" w:w="2160"/>
+          </w:tcPr>
+          <w:p>
+            <w:r>
+              <w:rPr>
+                <w:sz w:val="18"/>
+              </w:rPr>
+              <w:t>0.8159</w:t>
+            </w:r>
+          </w:p>
+        </w:tc>
+        <w:tc>
+          <w:tcPr>
+            <w:tcW w:type="dxa" w:w="2160"/>
+          </w:tcPr>
+          <w:p>
+            <w:r>
+              <w:rPr>
+                <w:sz w:val="18"/>
+              </w:rPr>
+              <w:t>-0.0287</w:t>
+            </w:r>
+          </w:p>
+        </w:tc>
+      </w:tr>
+    </w:tbl>
+    <w:p>
+      <w:pPr>
+        <w:pStyle w:val="ListBullet"/>
+      </w:pPr>
+      <w:r>
+        <w:t>THE CORE MODEL GENERALISES: without firepower, out-of-time ~= in-time (some better). Contested-AUC even IMPROVES (0.590 -&gt; 0.64-0.65). Economy + map control + tactical + defuse-race TRANSFER.</w:t>
+      </w:r>
+    </w:p>
+    <w:p>
+      <w:pPr>
+        <w:pStyle w:val="ListBullet"/>
+      </w:pPr>
+      <w:r>
+        <w:t>FIREPOWER DOES NOT TRANSFER: EFB2 collapses; ECE 0.016 -&gt; 0.071; calibration intercept -0.36. The best in-sample model became the WORST out-of-time.</w:t>
+      </w:r>
+    </w:p>
+    <w:p>
+      <w:pPr>
+        <w:pStyle w:val="ListBullet"/>
+      </w:pPr>
+      <w:r>
+        <w:t>DIAGNOSIS (data-coverage gap, fixable): 0 of 27 2026 demos are in demo_year_map.csv (-&gt; 2024 stats used), and ~30% of 2026 players have no HLTV stats (5v5 mean ct_rating_sum: 5.28 train vs 3.66 on 2026; 11.8% of 2026 5v5 snapshots &lt; 3 vs 0.0% in training). Model reads corrupted firepower as 'weak team'.</w:t>
+      </w:r>
+    </w:p>
+    <w:p>
+      <w:r>
+        <w:rPr>
+          <w:b/>
+        </w:rPr>
+        <w:t xml:space="preserve">ACTION FOR YOU (Leu): </w:t>
+      </w:r>
+    </w:p>
+    <w:p>
+      <w:pPr>
+        <w:pStyle w:val="ListBullet"/>
+      </w:pPr>
+      <w:r>
+        <w:t>Add the 27 2026 demos to configs/demo_year_map.csv with year=2026.</w:t>
+      </w:r>
+    </w:p>
+    <w:p>
+      <w:pPr>
+        <w:pStyle w:val="ListBullet"/>
+      </w:pPr>
+      <w:r>
+        <w:t>Scrape 2026 HLTV stats for the missing 2026 players into player_stats_sided.csv.</w:t>
+      </w:r>
+    </w:p>
+    <w:p>
+      <w:pPr>
+        <w:pStyle w:val="ListBullet"/>
+      </w:pPr>
+      <w:r>
+        <w:t>Then we re-run the holdout as a SEPARATE, DISCLOSED evaluation (the first run stands as the honest touch-once result).</w:t>
+      </w:r>
+    </w:p>
+    <w:p>
+      <w:r>
+        <w:t>Lesson (a real paper contribution): a skill-prior pillar creates an INFERENCE-TIME DATA DEPENDENCY the other pillars don't have (they're computed from the demo itself). On out-of-time evidence the recommended production model is EB2 (no firepower).</w:t>
+      </w:r>
+    </w:p>
+    <w:p>
+      <w:pPr>
+        <w:pStyle w:val="Heading1"/>
+      </w:pPr>
+      <w:r>
+        <w:rPr>
+          <w:color w:val="B02A2A"/>
+        </w:rPr>
         <w:t>6. Evaluation framework</w:t>
       </w:r>
     </w:p>

--- a/docs/midway_summary.docx
+++ b/docs/midway_summary.docx
@@ -1442,31 +1442,10 @@
         <w:rPr>
           <w:b/>
         </w:rPr>
-        <w:t xml:space="preserve">Suggested v3 (open item): </w:t>
+        <w:t xml:space="preserve">NO firepower v3 is planned. </w:t>
       </w:r>
-    </w:p>
-    <w:p>
-      <w:pPr>
-        <w:pStyle w:val="ListBullet"/>
-      </w:pPr>
       <w:r>
-        <w:t>Use AVERAGE rating per alive player (per-capita), not the sum -&gt; finally decouple skill from count.</w:t>
-      </w:r>
-    </w:p>
-    <w:p>
-      <w:pPr>
-        <w:pStyle w:val="ListBullet"/>
-      </w:pPr>
-      <w:r>
-        <w:t>Prune the sparse gated features that hurt GBMs; keep what permutation importance likes (rating-&gt;avg, adr, t_trading, AWP sniping).</w:t>
-      </w:r>
-    </w:p>
-    <w:p>
-      <w:pPr>
-        <w:pStyle w:val="ListBullet"/>
-      </w:pPr>
-      <w:r>
-        <w:t>Keep v2's good parts: side-awareness + year-aware (steamid, year) join.</w:t>
+        <w:t>The count confound and the sparse gated features stay as documented LIMITATIONS in the paper, not as work items. Rationale: the 2026 holdout showed the pillar's binding constraint is DATA COVERAGE ACROSS ERAS (missing 2026 player stats), not feature encoding -- so a per-capita redesign would not address the actual failure. The only remaining firepower work is the 2026 scrape (see docs/TODO_leu_2026_scrape.md).</w:t>
       </w:r>
     </w:p>
     <w:p>
@@ -2003,7 +1982,7 @@
         <w:pStyle w:val="ListBullet"/>
       </w:pPr>
       <w:r>
-        <w:t>Firepower v2 (Leu): average-rating-per-player fix (s5) — highest near-term ROI for this pillar.</w:t>
+        <w:t>THE ONLY BLOCKING TASK - 2026 HLTV scrape (Leu). Full spec: docs/TODO_leu_2026_scrape.md. Two scrapes: 2026 stats for all 82 players (same-year variant) + 2025 stats for the 17 players missing them (leak-free lagged-prior variant). Unblocks the firepower holdout re-run. NO firepower v3 -- do not build one.</w:t>
       </w:r>
     </w:p>
     <w:p>
@@ -2011,7 +1990,7 @@
         <w:pStyle w:val="ListBullet"/>
       </w:pPr>
       <w:r>
-        <w:t>2026 out-of-time holdout (Henry): parse ~15-20 fresh 2026 Inferno demos, run frozen EFB2 once — last validity gate.</w:t>
+        <w:t>2026 out-of-time holdout (Henry): DONE (s5b). Core model generalises (EB2 0.8493 -&gt; 0.8501); firepower collapses due to the data gap. Re-runs once the scrape lands.</w:t>
       </w:r>
     </w:p>
     <w:p>
@@ -2019,7 +1998,7 @@
         <w:pStyle w:val="ListBullet"/>
       </w:pPr>
       <w:r>
-        <w:t>More data (together): ~2-5x matches and/or multi-map -- the real lever for spatial/deep models to surpass classical.</w:t>
+        <w:t>More data (optional, together): ~2-5x matches and/or multi-map -- the only lever for spatial/deep models to surpass classical.</w:t>
       </w:r>
     </w:p>
     <w:p>
